--- a/templates/facture-exnov.docx
+++ b/templates/facture-exnov.docx
@@ -38,7 +38,7 @@
                 <w:color w:val="000000"/>
                 <w:b/>
               </w:rPr>
-              <w:t xml:space="preserve">FACTURE Nº {numero}</w:t>
+              <w:t xml:space="preserve">{titreDocument} Nº {numero}</w:t>
             </w:r>
           </w:p>
           <w:p>
@@ -921,7 +921,7 @@
           <w:sz w:val="24"/>
           <w:color w:val="000000"/>
         </w:rPr>
-        <w:t xml:space="preserve">Arrêté la présente facture à la somme de :</w:t>
+        <w:t xml:space="preserve">{formuleArrete}</w:t>
       </w:r>
     </w:p>
     <w:p>
